--- a/04-课件/备课大纲/2026-08-23-开学第一课-普通高一班.docx
+++ b/04-课件/备课大纲/2026-08-23-开学第一课-普通高一班.docx
@@ -4898,7 +4898,7 @@
         <w:rPr>
           <w:rFonts w:hint="eastAsia" w:ascii="Times New Roman" w:hAnsi="Times New Roman" w:eastAsia="SimSun" w:cs="Times New Roman"/>
         </w:rPr>
-        <w:t>孔隙多得惊人</w:t>
+        <w:t>孔隙率极高</w:t>
       </w:r>
       <w:r>
         <w:rPr>
@@ -9128,7 +9128,7 @@
         <w:rPr>
           <w:rFonts w:hint="eastAsia" w:ascii="Times New Roman" w:hAnsi="Times New Roman" w:eastAsia="SimSun" w:cs="Times New Roman"/>
         </w:rPr>
-        <w:t>个长得几乎一样的</w:t>
+        <w:t>个性质几乎一样的</w:t>
       </w:r>
       <w:r>
         <w:rPr>
@@ -9140,7 +9140,7 @@
         <w:rPr>
           <w:rFonts w:hint="eastAsia" w:ascii="Times New Roman" w:hAnsi="Times New Roman" w:eastAsia="SimSun" w:cs="Times New Roman"/>
         </w:rPr>
-        <w:t>双胞胎</w:t>
+        <w:t>同类元素</w:t>
       </w:r>
       <w:r>
         <w:rPr>
@@ -24471,7 +24471,7 @@
         <w:rPr>
           <w:rFonts w:hint="eastAsia" w:ascii="Times New Roman" w:hAnsi="Times New Roman" w:eastAsia="SimSun" w:cs="Times New Roman"/>
         </w:rPr>
-        <w:t>双胞胎</w:t>
+        <w:t>元素性质相近</w:t>
       </w:r>
       <w:r>
         <w:rPr>
